--- a/paper/猪行为检测-补充材料-v5.docx
+++ b/paper/猪行为检测-补充材料-v5.docx
@@ -1312,6 +1312,147 @@
         </w:tc>
       </w:tr>
     </w:tbl>
+    <w:p>
+      <w:r>
+        <w:drawing>
+          <wp:inline xmlns:a="http://schemas.openxmlformats.org/drawingml/2006/main" xmlns:pic="http://schemas.openxmlformats.org/drawingml/2006/picture">
+            <wp:extent cx="5669280" cy="2093854"/>
+            <wp:docPr id="1" name="Picture 1"/>
+            <wp:cNvGraphicFramePr>
+              <a:graphicFrameLocks noChangeAspect="1"/>
+            </wp:cNvGraphicFramePr>
+            <a:graphic>
+              <a:graphicData uri="http://schemas.openxmlformats.org/drawingml/2006/picture">
+                <pic:pic>
+                  <pic:nvPicPr>
+                    <pic:cNvPr id="0" name="figS1-pr-curves.png"/>
+                    <pic:cNvPicPr/>
+                  </pic:nvPicPr>
+                  <pic:blipFill>
+                    <a:blip r:embed="rId9"/>
+                    <a:stretch>
+                      <a:fillRect/>
+                    </a:stretch>
+                  </pic:blipFill>
+                  <pic:spPr>
+                    <a:xfrm>
+                      <a:off x="0" y="0"/>
+                      <a:ext cx="5669280" cy="2093854"/>
+                    </a:xfrm>
+                    <a:prstGeom prst="rect"/>
+                  </pic:spPr>
+                </pic:pic>
+              </a:graphicData>
+            </a:graphic>
+          </wp:inline>
+        </w:drawing>
+      </w:r>
+    </w:p>
+    <w:p>
+      <w:pPr>
+        <w:jc w:val="center"/>
+      </w:pPr>
+      <w:r>
+        <w:rPr>
+          <w:sz w:val="18"/>
+        </w:rPr>
+        <w:t>图 S1 独立测试集上的精确率-召回率（PR）曲线：基线（左）与最终轻量模型 M5（右）。细线为各行为类别曲线，粗蓝线为全类平均（图例内为 mAP50）</w:t>
+      </w:r>
+    </w:p>
+    <w:p>
+      <w:r>
+        <w:drawing>
+          <wp:inline xmlns:a="http://schemas.openxmlformats.org/drawingml/2006/main" xmlns:pic="http://schemas.openxmlformats.org/drawingml/2006/picture">
+            <wp:extent cx="5669280" cy="2565736"/>
+            <wp:docPr id="2" name="Picture 2"/>
+            <wp:cNvGraphicFramePr>
+              <a:graphicFrameLocks noChangeAspect="1"/>
+            </wp:cNvGraphicFramePr>
+            <a:graphic>
+              <a:graphicData uri="http://schemas.openxmlformats.org/drawingml/2006/picture">
+                <pic:pic>
+                  <pic:nvPicPr>
+                    <pic:cNvPr id="0" name="figS2-latency-breakdown.png"/>
+                    <pic:cNvPicPr/>
+                  </pic:nvPicPr>
+                  <pic:blipFill>
+                    <a:blip r:embed="rId10"/>
+                    <a:stretch>
+                      <a:fillRect/>
+                    </a:stretch>
+                  </pic:blipFill>
+                  <pic:spPr>
+                    <a:xfrm>
+                      <a:off x="0" y="0"/>
+                      <a:ext cx="5669280" cy="2565736"/>
+                    </a:xfrm>
+                    <a:prstGeom prst="rect"/>
+                  </pic:spPr>
+                </pic:pic>
+              </a:graphicData>
+            </a:graphic>
+          </wp:inline>
+        </w:drawing>
+      </w:r>
+    </w:p>
+    <w:p>
+      <w:pPr>
+        <w:jc w:val="center"/>
+      </w:pPr>
+      <w:r>
+        <w:rPr>
+          <w:sz w:val="18"/>
+        </w:rPr>
+        <w:t>图 S2 Jetson Nano 延迟预算。(a) 引擎侧分解（TensorRT 实测）：两种输入尺寸下 GPU 计算均占绝对主导，H2D/D2H 传输可忽略。(b) 纯 Python 管线的 CPU 侧前/后处理开销（对数轴）：朴素的解码与缩放可能超过 GPU 计算，生产管线应以 C 或 CUDA 实现前/后处理</w:t>
+      </w:r>
+    </w:p>
+    <w:p>
+      <w:r>
+        <w:drawing>
+          <wp:inline xmlns:a="http://schemas.openxmlformats.org/drawingml/2006/main" xmlns:pic="http://schemas.openxmlformats.org/drawingml/2006/picture">
+            <wp:extent cx="5669280" cy="2461881"/>
+            <wp:docPr id="3" name="Picture 3"/>
+            <wp:cNvGraphicFramePr>
+              <a:graphicFrameLocks noChangeAspect="1"/>
+            </wp:cNvGraphicFramePr>
+            <a:graphic>
+              <a:graphicData uri="http://schemas.openxmlformats.org/drawingml/2006/picture">
+                <pic:pic>
+                  <pic:nvPicPr>
+                    <pic:cNvPr id="0" name="figS3-thermal-timeline.png"/>
+                    <pic:cNvPicPr/>
+                  </pic:nvPicPr>
+                  <pic:blipFill>
+                    <a:blip r:embed="rId11"/>
+                    <a:stretch>
+                      <a:fillRect/>
+                    </a:stretch>
+                  </pic:blipFill>
+                  <pic:spPr>
+                    <a:xfrm>
+                      <a:off x="0" y="0"/>
+                      <a:ext cx="5669280" cy="2461881"/>
+                    </a:xfrm>
+                    <a:prstGeom prst="rect"/>
+                  </pic:spPr>
+                </pic:pic>
+              </a:graphicData>
+            </a:graphic>
+          </wp:inline>
+        </w:drawing>
+      </w:r>
+    </w:p>
+    <w:p>
+      <w:pPr>
+        <w:jc w:val="center"/>
+      </w:pPr>
+      <w:r>
+        <w:rPr>
+          <w:sz w:val="18"/>
+        </w:rPr>
+        <w:t>图 S3 Jetson Nano 持续运行时序（M5 @640 FP16，连续 12,000 次推理、10.7 分钟）。吞吐保持 20.0 FPS（第 99 百分位延迟 51.3 ms）；GPU 温度峰值 55.5 °C，全程零热节流、无降频</w:t>
+      </w:r>
+    </w:p>
     <w:sectPr>
       <w:pgSz w:w="12240" w:h="15840"/>
       <w:pgMar w:top="1440" w:right="1800" w:bottom="1440" w:left="1800" w:header="720" w:footer="720" w:gutter="0"/>

--- a/paper/猪行为检测-补充材料-v5.docx
+++ b/paper/猪行为检测-补充材料-v5.docx
@@ -1316,7 +1316,7 @@
       <w:r>
         <w:drawing>
           <wp:inline xmlns:a="http://schemas.openxmlformats.org/drawingml/2006/main" xmlns:pic="http://schemas.openxmlformats.org/drawingml/2006/picture">
-            <wp:extent cx="5669280" cy="2093854"/>
+            <wp:extent cx="5669280" cy="4198891"/>
             <wp:docPr id="1" name="Picture 1"/>
             <wp:cNvGraphicFramePr>
               <a:graphicFrameLocks noChangeAspect="1"/>
@@ -1337,7 +1337,7 @@
                   <pic:spPr>
                     <a:xfrm>
                       <a:off x="0" y="0"/>
-                      <a:ext cx="5669280" cy="2093854"/>
+                      <a:ext cx="5669280" cy="4198891"/>
                     </a:xfrm>
                     <a:prstGeom prst="rect"/>
                   </pic:spPr>
@@ -1356,14 +1356,14 @@
         <w:rPr>
           <w:sz w:val="18"/>
         </w:rPr>
-        <w:t>图 S1 独立测试集上的精确率-召回率（PR）曲线：基线（左）与最终轻量模型 M5（右）。细线为各行为类别曲线，粗蓝线为全类平均（图例内为 mAP50）</w:t>
+        <w:t>图 S1 独立测试集上的精确率-召回率（PR）曲线（四个消融模型）：(a) 基线 YOLOv11n（mAP50 0.596）、(b) M3 仅 FasterNet（0.569）、(c) M4 仅采样（0.604）、(d) 最终 M5（0.593）。细线为各行为类别曲线，粗蓝线为全类平均</w:t>
       </w:r>
     </w:p>
     <w:p>
       <w:r>
         <w:drawing>
           <wp:inline xmlns:a="http://schemas.openxmlformats.org/drawingml/2006/main" xmlns:pic="http://schemas.openxmlformats.org/drawingml/2006/picture">
-            <wp:extent cx="5669280" cy="2565736"/>
+            <wp:extent cx="5669280" cy="2571700"/>
             <wp:docPr id="2" name="Picture 2"/>
             <wp:cNvGraphicFramePr>
               <a:graphicFrameLocks noChangeAspect="1"/>
@@ -1384,7 +1384,7 @@
                   <pic:spPr>
                     <a:xfrm>
                       <a:off x="0" y="0"/>
-                      <a:ext cx="5669280" cy="2565736"/>
+                      <a:ext cx="5669280" cy="2571700"/>
                     </a:xfrm>
                     <a:prstGeom prst="rect"/>
                   </pic:spPr>
@@ -1410,7 +1410,7 @@
       <w:r>
         <w:drawing>
           <wp:inline xmlns:a="http://schemas.openxmlformats.org/drawingml/2006/main" xmlns:pic="http://schemas.openxmlformats.org/drawingml/2006/picture">
-            <wp:extent cx="5669280" cy="2461881"/>
+            <wp:extent cx="5669280" cy="2317482"/>
             <wp:docPr id="3" name="Picture 3"/>
             <wp:cNvGraphicFramePr>
               <a:graphicFrameLocks noChangeAspect="1"/>
@@ -1431,7 +1431,7 @@
                   <pic:spPr>
                     <a:xfrm>
                       <a:off x="0" y="0"/>
-                      <a:ext cx="5669280" cy="2461881"/>
+                      <a:ext cx="5669280" cy="2317482"/>
                     </a:xfrm>
                     <a:prstGeom prst="rect"/>
                   </pic:spPr>

--- a/paper/猪行为检测-补充材料-v5.docx
+++ b/paper/猪行为检测-补充材料-v5.docx
@@ -17,7 +17,7 @@
     </w:p>
     <w:p>
       <w:r>
-        <w:t>Journal of Real-Time Image Processing · [作者姓名] · 通讯作者邮箱：[待填]</w:t>
+        <w:t>Journal of Real-Time Image Processing · 张展 · 勾林林 · 通讯作者邮箱：851709772@qq.com</w:t>
       </w:r>
     </w:p>
     <w:p>
